--- a/Formlar/Kopru_Kurma_kimya11.docx
+++ b/Formlar/Kopru_Kurma_kimya11.docx
@@ -338,16 +338,9 @@
                 <w:rFonts w:ascii="Times New Roman" w:hAnsi="Times New Roman" w:cs="Times New Roman"/>
                 <w:lang w:val="tr-TR"/>
               </w:rPr>
-              <w:t>Köpru</w:t>
+              <w:t>Köprü Kurma</w:t>
             </w:r>
             <w:proofErr w:type="spellEnd"/>
-            <w:r>
-              <w:rPr>
-                <w:rFonts w:ascii="Times New Roman" w:hAnsi="Times New Roman" w:cs="Times New Roman"/>
-                <w:lang w:val="tr-TR"/>
-              </w:rPr>
-              <w:t>̈ Kurma</w:t>
-            </w:r>
           </w:p>
         </w:tc>
         <w:tc>
@@ -362,6 +355,12 @@
                 <w:lang w:val="tr-TR"/>
               </w:rPr>
             </w:pPr>
+            <w:r>
+              <w:rPr>
+                <w:rFonts w:ascii="Times New Roman" w:hAnsi="Times New Roman"/>
+              </w:rPr>
+              <w:t>Atmosferdeki karbon dioksit miktarının artması ile okyanus sularının asitlik düzeyi arasındaki ilişki sorularak bu durumun kabuklu canlılar üzerindeki etkisi örnek verilebilir.</w:t>
+            </w:r>
           </w:p>
         </w:tc>
         <w:tc>
@@ -377,6 +376,12 @@
                 <w:lang w:val="tr-TR"/>
               </w:rPr>
             </w:pPr>
+            <w:r>
+              <w:rPr>
+                <w:rFonts w:ascii="Times New Roman" w:hAnsi="Times New Roman"/>
+              </w:rPr>
+              <w:t>Kim11.2.1 dosyasında Tema 2 girişinde Köprü Kurma Atölyesi olarak yapıldı.</w:t>
+            </w:r>
           </w:p>
         </w:tc>
       </w:tr>
@@ -384,7 +389,7 @@
         <w:tc>
           <w:tcPr>
             <w:tcW w:w="1081" w:type="dxa"/>
-            <w:shd w:val="clear" w:color="auto" w:fill="00B0F0"/>
+            <w:shd w:val="clear" w:color="auto" w:fill="92D050"/>
           </w:tcPr>
           <w:p>
             <w:pPr>
@@ -421,16 +426,9 @@
                 <w:rFonts w:ascii="Times New Roman" w:hAnsi="Times New Roman" w:cs="Times New Roman"/>
                 <w:lang w:val="tr-TR"/>
               </w:rPr>
-              <w:t>Köpru</w:t>
+              <w:t>Köprü Kurma</w:t>
             </w:r>
             <w:proofErr w:type="spellEnd"/>
-            <w:r>
-              <w:rPr>
-                <w:rFonts w:ascii="Times New Roman" w:hAnsi="Times New Roman" w:cs="Times New Roman"/>
-                <w:lang w:val="tr-TR"/>
-              </w:rPr>
-              <w:t>̈ Kurma</w:t>
-            </w:r>
           </w:p>
         </w:tc>
         <w:tc>
@@ -445,11 +443,18 @@
                 <w:lang w:val="tr-TR"/>
               </w:rPr>
             </w:pPr>
+            <w:r>
+              <w:rPr>
+                <w:rFonts w:ascii="Times New Roman" w:hAnsi="Times New Roman"/>
+              </w:rPr>
+              <w:t>Evsel atıkların değerlendirilmesi, çöplerin sürdürülebilir bir şekilde yönetilmesi ve kaynakların daha etkin bir şekilde kullanılabilmesi için neler yapılabileceği ve evsel atıkların hangi alanlarda değerlendirilebileceği gibi konularda tartışma ortamı oluşturulabilir. ... Öğrencilerden evsel atıklardan enerji üretiminin çevresel etkilerinin neler olabileceğine ilişkin fikir yürütmeleri istenebilir.</w:t>
+            </w:r>
           </w:p>
         </w:tc>
         <w:tc>
           <w:tcPr>
             <w:tcW w:w="1457" w:type="dxa"/>
+            <w:shd w:val="clear" w:color="auto" w:fill="E97132" w:themeFill="accent2"/>
           </w:tcPr>
           <w:p>
             <w:pPr>
@@ -459,6 +464,12 @@
                 <w:lang w:val="tr-TR"/>
               </w:rPr>
             </w:pPr>
+            <w:r>
+              <w:rPr>
+                <w:rFonts w:ascii="Times New Roman" w:hAnsi="Times New Roman"/>
+              </w:rPr>
+              <w:t>Kim11.3.1 dosyasında Tema 3 girişinde Köprü Kurma Atölyesi olarak yapıldı.</w:t>
+            </w:r>
           </w:p>
         </w:tc>
       </w:tr>
